--- a/zht/docx/16.content.docx
+++ b/zht/docx/16.content.docx
@@ -136,13 +136,6 @@
         <w:rPr>
           <w:lang w:val="zh_TW" w:bidi="zh_TW"/>
         </w:rPr>
-      </w:r>
-      <w:r>
-        <w:rPr>
-          <w:i/>
-          <w:lang w:val="zh_TW" w:bidi="zh_TW"/>
-        </w:rPr>
-        <w:t>尼希米記 1:1, 尼希米記 1:1–2, 尼希米記 1:3, 尼希米記 1:4, 尼希米記 1:4 (#2), 尼希米記 1:6–7, 尼希米記 1:8–11, 尼希米記 1:11, 尼希米記 2:1, 尼希米記 2:3, 尼希米記 2:4, 尼希米記 2:4–5, 尼希米記 2:9–10, 尼希米記 2:12, 尼希米記 2:17–18, 尼希米記 2:19–20, 尼希米記 3:1, 尼希米記 3:3, 尼希米記 3:5, 尼希米記 3:6, 尼希米記 3:8, 尼希米記 3:11, 尼希米記 3:12, 尼希米記 3:13, 尼希米記 3:14, 尼希米記 3:15, 尼希米記 3:16, 尼希米記 3:20, 尼希米記 3:23, 尼希米記 3:28, 尼希米記 3:32, 尼希米記 4:1–3, 尼希米記 4:4–6, 尼希米記 4:7–9, 尼希米記 4:12–14, 尼希米記 4:15, 尼希米記 4:16, 尼希米記 4:19–20, 尼希米記 4:21–23, 尼希米記 5:1–5, 尼希米記 5:7, 尼希米記 5:8, 尼希米記 5:9–11, 尼希米記 5:12–13, 尼希米記 5:14–15, 尼希米記 5:17, 尼希米記 5:19, 尼希米記 6:2, 尼希米記 6:3, 尼希米記 6:5, 尼希米記 6:5–6, 尼希米記 6:8, 尼希米記 6:8–9, 尼希米記 6:10–11, 尼希米記 6:13, 尼希米記 6:14, 尼希米記 6:15–16, 尼希米記 7:1–2, 尼希米記 7:3, 尼希米記 7:4, 尼希米記 7:5, 尼希米記 7:64, 尼希米記 7:65, 尼希米記 7:65 (#2), 尼希米記 7:66, 尼希米記 7:70–72, 尼希米記 7:73, 尼希米記 8:1–2, 尼希米記 8:2–3, 尼希米記 8:3, 尼希米記 8:5, 尼希米記 8:7–8, 尼希米記 8:7–8 (#2), 尼希米記 8:9–10, 尼希米記 8:13–14, 尼希米記 8:16, 尼希米記 8:17, 尼希米記 8:17 (#2), 尼希米記 8:18, 尼希米記 9:1–2, 尼希米記 9:5–6, 尼希米記 9:7–8, 尼希米記 9:9–10, 尼希米記 9:11, 尼希米記 9:12–13, 尼希米記 9:14–15, 尼希米記 9:16–17, 尼希米記 9:16–17 (#2), 尼希米記 9:20, 尼希米記 9:21, 尼希米記 9:23–24, 尼希米記 9:25, 尼希米記 9:26–27, 尼希米記 9:27, 尼希米記 9:37, 尼希米記 9:37 (#2), 尼希米記 9:38, 尼希米記 9:38 (#2), 尼希米記 10:28–29, 尼希米記 10:30–31, 尼希米記 10:32–33, 尼希米記 10:34, 尼希米記 10:35, 尼希米記 10:36, 尼希米記 10:38, 尼希米記 10:39, 尼希米記 11:1, 尼希米記 11:20, 尼希米記 12:23, 尼希米記 12:27, 尼希米記 12:30, 尼希米記 12:31, 尼希米記 12:31 (#2), 尼希米記 12:31 (#3), 尼希米記 12:42, 尼希米記 12:43, 尼希米記 12:44, 尼希米記 12:47, 尼希米記 13:1–2, 尼希米記 13:5, 尼希米記 13:6, 尼希米記 13:8, 尼希米記 13:10, 尼希米記 13:13, 尼希米記 13:15, 尼希米記 13:16, 尼希米記 13:19, 尼希米記 13:22, 尼希米記 13:24, 尼希米記 13:25, 尼希米記 13:31</w:t>
       </w:r>
       <w:r>
         <w:rPr>

--- a/zht/docx/16.content.docx
+++ b/zht/docx/16.content.docx
@@ -123,19 +123,6 @@
           <w:lang w:val="zh_TW" w:bidi="zh_TW"/>
         </w:rPr>
         <w:t>NEH</w:t>
-      </w:r>
-      <w:r>
-        <w:rPr>
-          <w:lang w:val="zh_TW" w:bidi="zh_TW"/>
-        </w:rPr>
-      </w:r>
-    </w:p>
-    <w:p>
-      <w:pPr/>
-      <w:r>
-        <w:rPr>
-          <w:lang w:val="zh_TW" w:bidi="zh_TW"/>
-        </w:rPr>
       </w:r>
       <w:r>
         <w:rPr>

--- a/zht/docx/16.content.docx
+++ b/zht/docx/16.content.docx
@@ -19,7 +19,7 @@
         <w:rPr>
           <w:lang w:val="zh_TW" w:bidi="zh_TW"/>
         </w:rPr>
-        <w:t>Resource: 翻譯問題 (unfoldingWord)</w:t>
+        <w:t>Resource: unfoldingWord® Translation Questions</w:t>
       </w:r>
       <w:r>
         <w:rPr>
@@ -85,7 +85,7 @@
         <w:rPr>
           <w:lang w:val="zh_TW" w:bidi="zh_TW"/>
         </w:rPr>
-        <w:t>翻譯問題 (unfoldingWord)</w:t>
+        <w:t>unfoldingWord® Translation Questions</w:t>
       </w:r>
     </w:p>
     <w:p>
